--- a/en/discovery-articles/5.8 Portland Cement.docx
+++ b/en/discovery-articles/5.8 Portland Cement.docx
@@ -86,7 +86,7 @@
           <w:i w:val="0"/>
           <w:sz w:val="22"/>
         </w:rPr>
-        <w:t>Joseph Aspdin patented portland cement in England in 1824 and named it after Portland stone</w:t>
+        <w:t>Joseph Aspdin patented Portland cement in England in 1824 and named it after Portland stone</w:t>
       </w:r>
     </w:p>
     <w:p>
@@ -200,7 +200,7 @@
           <w:i w:val="0"/>
           <w:sz w:val="22"/>
         </w:rPr>
-        <w:t>English bricklayer Joseph Aspdin patented a product called portland cement in 1824. He built on much older hydraulic limes and on Roman concrete made with volcanic ash. Later manufacturers burned the ingredients at higher temperatures and produced a material closer to today's cement. Chemists, kiln designers, and civil engineers then made its composition and strength more reliable. Aspdin gave the product its famous name, but modern cement came from many later improvements.</w:t>
+        <w:t>English bricklayer Joseph Aspdin patented a product called Portland cement in 1824. He built on much older hydraulic limes and on Roman concrete made with volcanic ash. Later manufacturers burned the ingredients at higher temperatures and produced a material closer to today's cement. Chemists, kiln designers, and civil engineers then made its composition and strength more reliable. Aspdin gave the product its famous name, but modern cement came from many later improvements.</w:t>
       </w:r>
     </w:p>
     <w:p>

--- a/en/discovery-articles/5.8 Portland Cement.docx
+++ b/en/discovery-articles/5.8 Portland Cement.docx
@@ -346,7 +346,7 @@
           <w:color w:val="004E8C"/>
           <w:sz w:val="24"/>
         </w:rPr>
-        <w:t>A. Books and major scholarly works</w:t>
+        <w:t>Books and major scholarly works</w:t>
       </w:r>
     </w:p>
     <w:p>
@@ -403,7 +403,7 @@
           <w:color w:val="004E8C"/>
           <w:sz w:val="24"/>
         </w:rPr>
-        <w:t>C. Institutional and encyclopedic sources</w:t>
+        <w:t>Institutional and encyclopedic sources</w:t>
       </w:r>
     </w:p>
     <w:p>
@@ -484,7 +484,7 @@
           <w:color w:val="004E8C"/>
           <w:sz w:val="24"/>
         </w:rPr>
-        <w:t>J. Press, popular science, and general reference</w:t>
+        <w:t>Press, popular science, and general reference</w:t>
       </w:r>
     </w:p>
     <w:p>
